--- a/docx_final/ИОТ-СПС-08.docx
+++ b/docx_final/ИОТ-СПС-08.docx
@@ -767,7 +767,7 @@
           <w:b w:val="0"/>
           <w:i w:val="0"/>
         </w:rPr>
-        <w:t>2.5.9. Ведущий инженер дополнительно: распределяет задания между работниками с указанием мер безопасности, определяет границы опасных зон, назначает наблюдающих (при необходимости), проверяет готовность каждого работника к выполнению задания.</w:t>
+        <w:t>2.5.9. Дополнительно ведущий инженер: распределяет задания между подчинёнными работниками с указанием мер безопасности, определяет границы опасных зон, назначает наблюдающих (при необходимости), проверяет готовность каждого работника к выполнению задания.</w:t>
       </w:r>
     </w:p>
     <w:p>
@@ -1406,7 +1406,7 @@
           <w:b w:val="0"/>
           <w:i w:val="0"/>
         </w:rPr>
-        <w:t>5.1.11. Ведущий инженер дополнительно: принимает результаты работ, проверяет территорию на предмет полноты уборки, докладывает непосредственному руководителю о выполнении задания, выявленных неисправностях и принятых мерах.</w:t>
+        <w:t>5.1.11. Дополнительно ведущий инженер: принимает результаты работ подчинённых работников, проверяет территорию на предмет полноты уборки, докладывает непосредственному руководителю о выполнении заданий, выявленных неисправностях и принятых мерах.</w:t>
       </w:r>
     </w:p>
     <w:p>
